--- a/Document/Mo-Ta-De-Tai.docx
+++ b/Document/Mo-Ta-De-Tai.docx
@@ -1,6 +1,6 @@
 
 <file path=word/document.xml><?xml version="1.0" encoding="utf-8"?>
-<w:document xmlns:wpc="http://schemas.microsoft.com/office/word/2010/wordprocessingCanvas" xmlns:cx="http://schemas.microsoft.com/office/drawing/2014/chartex" xmlns:cx1="http://schemas.microsoft.com/office/drawing/2015/9/8/chartex" xmlns:cx2="http://schemas.microsoft.com/office/drawing/2015/10/21/chartex" xmlns:cx3="http://schemas.microsoft.com/office/drawing/2016/5/9/chartex" xmlns:cx4="http://schemas.microsoft.com/office/drawing/2016/5/10/chartex" xmlns:cx5="http://schemas.microsoft.com/office/drawing/2016/5/11/chartex" xmlns:cx6="http://schemas.microsoft.com/office/drawing/2016/5/12/chartex" xmlns:cx7="http://schemas.microsoft.com/office/drawing/2016/5/13/chartex" xmlns:cx8="http://schemas.microsoft.com/office/drawing/2016/5/14/chartex" xmlns:mc="http://schemas.openxmlformats.org/markup-compatibility/2006" xmlns:aink="http://schemas.microsoft.com/office/drawing/2016/ink" xmlns:am3d="http://schemas.microsoft.com/office/drawing/2017/model3d" xmlns:o="urn:schemas-microsoft-com:office:office" xmlns:r="http://schemas.openxmlformats.org/officeDocument/2006/relationships" xmlns:m="http://schemas.openxmlformats.org/officeDocument/2006/math" xmlns:v="urn:schemas-microsoft-com:vml" xmlns:wp14="http://schemas.microsoft.com/office/word/2010/wordprocessingDrawing" xmlns:wp="http://schemas.openxmlformats.org/drawingml/2006/wordprocessingDrawing" xmlns:w10="urn:schemas-microsoft-com:office:word" xmlns:w="http://schemas.openxmlformats.org/wordprocessingml/2006/main" xmlns:w14="http://schemas.microsoft.com/office/word/2010/wordml" xmlns:w15="http://schemas.microsoft.com/office/word/2012/wordml" xmlns:w16cex="http://schemas.microsoft.com/office/word/2018/wordml/cex" xmlns:w16cid="http://schemas.microsoft.com/office/word/2016/wordml/cid" xmlns:w16="http://schemas.microsoft.com/office/word/2018/wordml" xmlns:w16sdtdh="http://schemas.microsoft.com/office/word/2020/wordml/sdtdatahash" xmlns:w16se="http://schemas.microsoft.com/office/word/2015/wordml/symex" xmlns:wpg="http://schemas.microsoft.com/office/word/2010/wordprocessingGroup" xmlns:wpi="http://schemas.microsoft.com/office/word/2010/wordprocessingInk" xmlns:wne="http://schemas.microsoft.com/office/word/2006/wordml" xmlns:wps="http://schemas.microsoft.com/office/word/2010/wordprocessingShape" mc:Ignorable="w14 w15 w16se w16cid w16 w16cex w16sdtdh wp14">
+<w:document xmlns:wpc="http://schemas.microsoft.com/office/word/2010/wordprocessingCanvas" xmlns:cx="http://schemas.microsoft.com/office/drawing/2014/chartex" xmlns:cx1="http://schemas.microsoft.com/office/drawing/2015/9/8/chartex" xmlns:cx2="http://schemas.microsoft.com/office/drawing/2015/10/21/chartex" xmlns:cx3="http://schemas.microsoft.com/office/drawing/2016/5/9/chartex" xmlns:cx4="http://schemas.microsoft.com/office/drawing/2016/5/10/chartex" xmlns:cx5="http://schemas.microsoft.com/office/drawing/2016/5/11/chartex" xmlns:cx6="http://schemas.microsoft.com/office/drawing/2016/5/12/chartex" xmlns:cx7="http://schemas.microsoft.com/office/drawing/2016/5/13/chartex" xmlns:cx8="http://schemas.microsoft.com/office/drawing/2016/5/14/chartex" xmlns:mc="http://schemas.openxmlformats.org/markup-compatibility/2006" xmlns:aink="http://schemas.microsoft.com/office/drawing/2016/ink" xmlns:am3d="http://schemas.microsoft.com/office/drawing/2017/model3d" xmlns:o="urn:schemas-microsoft-com:office:office" xmlns:oel="http://schemas.microsoft.com/office/2019/extlst" xmlns:r="http://schemas.openxmlformats.org/officeDocument/2006/relationships" xmlns:m="http://schemas.openxmlformats.org/officeDocument/2006/math" xmlns:v="urn:schemas-microsoft-com:vml" xmlns:wp14="http://schemas.microsoft.com/office/word/2010/wordprocessingDrawing" xmlns:wp="http://schemas.openxmlformats.org/drawingml/2006/wordprocessingDrawing" xmlns:w10="urn:schemas-microsoft-com:office:word" xmlns:w="http://schemas.openxmlformats.org/wordprocessingml/2006/main" xmlns:w14="http://schemas.microsoft.com/office/word/2010/wordml" xmlns:w15="http://schemas.microsoft.com/office/word/2012/wordml" xmlns:w16cex="http://schemas.microsoft.com/office/word/2018/wordml/cex" xmlns:w16cid="http://schemas.microsoft.com/office/word/2016/wordml/cid" xmlns:w16="http://schemas.microsoft.com/office/word/2018/wordml" xmlns:w16du="http://schemas.microsoft.com/office/word/2023/wordml/word16du" xmlns:w16sdtdh="http://schemas.microsoft.com/office/word/2020/wordml/sdtdatahash" xmlns:w16sdtfl="http://schemas.microsoft.com/office/word/2024/wordml/sdtformatlock" xmlns:w16se="http://schemas.microsoft.com/office/word/2015/wordml/symex" xmlns:wpg="http://schemas.microsoft.com/office/word/2010/wordprocessingGroup" xmlns:wpi="http://schemas.microsoft.com/office/word/2010/wordprocessingInk" xmlns:wne="http://schemas.microsoft.com/office/word/2006/wordml" xmlns:wps="http://schemas.microsoft.com/office/word/2010/wordprocessingShape" mc:Ignorable="w14 w15 w16se w16cid w16 w16cex w16sdtdh w16sdtfl w16du wp14">
   <w:body>
     <w:p>
       <w:pPr>
@@ -152,8 +152,9 @@
           <w:sz w:val="26"/>
           <w:szCs w:val="26"/>
         </w:rPr>
-        <w:t xml:space="preserve"> nhất</w:t>
-      </w:r>
+        <w:t xml:space="preserve"> </w:t>
+      </w:r>
+      <w:proofErr w:type="gramStart"/>
       <w:r>
         <w:rPr>
           <w:rFonts w:ascii="Times New Roman" w:eastAsia="Times New Roman" w:hAnsi="Times New Roman" w:cs="Times New Roman"/>
@@ -162,6 +163,16 @@
           <w:sz w:val="26"/>
           <w:szCs w:val="26"/>
         </w:rPr>
+        <w:t>nhất</w:t>
+      </w:r>
+      <w:r>
+        <w:rPr>
+          <w:rFonts w:ascii="Times New Roman" w:eastAsia="Times New Roman" w:hAnsi="Times New Roman" w:cs="Times New Roman"/>
+          <w:bCs/>
+          <w:color w:val="000000" w:themeColor="text1"/>
+          <w:sz w:val="26"/>
+          <w:szCs w:val="26"/>
+        </w:rPr>
         <w:t>,</w:t>
       </w:r>
       <w:r>
@@ -174,6 +185,7 @@
         </w:rPr>
         <w:t>…</w:t>
       </w:r>
+      <w:proofErr w:type="gramEnd"/>
       <w:r>
         <w:rPr>
           <w:rFonts w:ascii="Times New Roman" w:eastAsia="Times New Roman" w:hAnsi="Times New Roman" w:cs="Times New Roman"/>
@@ -1517,6 +1529,26 @@
           <w:szCs w:val="26"/>
         </w:rPr>
       </w:pPr>
+      <w:r>
+        <w:rPr>
+          <w:rFonts w:ascii="Times New Roman" w:eastAsia="Times New Roman" w:hAnsi="Times New Roman" w:cs="Times New Roman"/>
+          <w:color w:val="000000" w:themeColor="text1"/>
+          <w:sz w:val="26"/>
+          <w:szCs w:val="26"/>
+        </w:rPr>
+        <w:t>--</w:t>
+      </w:r>
+    </w:p>
+    <w:p>
+      <w:pPr>
+        <w:jc w:val="both"/>
+        <w:rPr>
+          <w:rFonts w:ascii="Times New Roman" w:eastAsia="Times New Roman" w:hAnsi="Times New Roman" w:cs="Times New Roman"/>
+          <w:color w:val="000000" w:themeColor="text1"/>
+          <w:sz w:val="26"/>
+          <w:szCs w:val="26"/>
+        </w:rPr>
+      </w:pPr>
     </w:p>
     <w:sectPr>
       <w:pgSz w:w="12240" w:h="15840"/>
@@ -1529,7 +1561,7 @@
 </file>
 
 <file path=word/numbering.xml><?xml version="1.0" encoding="utf-8"?>
-<w:numbering xmlns:wpc="http://schemas.microsoft.com/office/word/2010/wordprocessingCanvas" xmlns:cx="http://schemas.microsoft.com/office/drawing/2014/chartex" xmlns:cx1="http://schemas.microsoft.com/office/drawing/2015/9/8/chartex" xmlns:cx2="http://schemas.microsoft.com/office/drawing/2015/10/21/chartex" xmlns:cx3="http://schemas.microsoft.com/office/drawing/2016/5/9/chartex" xmlns:cx4="http://schemas.microsoft.com/office/drawing/2016/5/10/chartex" xmlns:cx5="http://schemas.microsoft.com/office/drawing/2016/5/11/chartex" xmlns:cx6="http://schemas.microsoft.com/office/drawing/2016/5/12/chartex" xmlns:cx7="http://schemas.microsoft.com/office/drawing/2016/5/13/chartex" xmlns:cx8="http://schemas.microsoft.com/office/drawing/2016/5/14/chartex" xmlns:mc="http://schemas.openxmlformats.org/markup-compatibility/2006" xmlns:aink="http://schemas.microsoft.com/office/drawing/2016/ink" xmlns:am3d="http://schemas.microsoft.com/office/drawing/2017/model3d" xmlns:o="urn:schemas-microsoft-com:office:office" xmlns:r="http://schemas.openxmlformats.org/officeDocument/2006/relationships" xmlns:m="http://schemas.openxmlformats.org/officeDocument/2006/math" xmlns:v="urn:schemas-microsoft-com:vml" xmlns:wp14="http://schemas.microsoft.com/office/word/2010/wordprocessingDrawing" xmlns:wp="http://schemas.openxmlformats.org/drawingml/2006/wordprocessingDrawing" xmlns:w10="urn:schemas-microsoft-com:office:word" xmlns:w="http://schemas.openxmlformats.org/wordprocessingml/2006/main" xmlns:w14="http://schemas.microsoft.com/office/word/2010/wordml" xmlns:w15="http://schemas.microsoft.com/office/word/2012/wordml" xmlns:w16cex="http://schemas.microsoft.com/office/word/2018/wordml/cex" xmlns:w16cid="http://schemas.microsoft.com/office/word/2016/wordml/cid" xmlns:w16="http://schemas.microsoft.com/office/word/2018/wordml" xmlns:w16sdtdh="http://schemas.microsoft.com/office/word/2020/wordml/sdtdatahash" xmlns:w16se="http://schemas.microsoft.com/office/word/2015/wordml/symex" xmlns:wpg="http://schemas.microsoft.com/office/word/2010/wordprocessingGroup" xmlns:wpi="http://schemas.microsoft.com/office/word/2010/wordprocessingInk" xmlns:wne="http://schemas.microsoft.com/office/word/2006/wordml" xmlns:wps="http://schemas.microsoft.com/office/word/2010/wordprocessingShape" mc:Ignorable="w14 w15 w16se w16cid w16 w16cex w16sdtdh wp14">
+<w:numbering xmlns:wpc="http://schemas.microsoft.com/office/word/2010/wordprocessingCanvas" xmlns:cx="http://schemas.microsoft.com/office/drawing/2014/chartex" xmlns:cx1="http://schemas.microsoft.com/office/drawing/2015/9/8/chartex" xmlns:cx2="http://schemas.microsoft.com/office/drawing/2015/10/21/chartex" xmlns:cx3="http://schemas.microsoft.com/office/drawing/2016/5/9/chartex" xmlns:cx4="http://schemas.microsoft.com/office/drawing/2016/5/10/chartex" xmlns:cx5="http://schemas.microsoft.com/office/drawing/2016/5/11/chartex" xmlns:cx6="http://schemas.microsoft.com/office/drawing/2016/5/12/chartex" xmlns:cx7="http://schemas.microsoft.com/office/drawing/2016/5/13/chartex" xmlns:cx8="http://schemas.microsoft.com/office/drawing/2016/5/14/chartex" xmlns:mc="http://schemas.openxmlformats.org/markup-compatibility/2006" xmlns:aink="http://schemas.microsoft.com/office/drawing/2016/ink" xmlns:am3d="http://schemas.microsoft.com/office/drawing/2017/model3d" xmlns:o="urn:schemas-microsoft-com:office:office" xmlns:oel="http://schemas.microsoft.com/office/2019/extlst" xmlns:r="http://schemas.openxmlformats.org/officeDocument/2006/relationships" xmlns:m="http://schemas.openxmlformats.org/officeDocument/2006/math" xmlns:v="urn:schemas-microsoft-com:vml" xmlns:wp14="http://schemas.microsoft.com/office/word/2010/wordprocessingDrawing" xmlns:wp="http://schemas.openxmlformats.org/drawingml/2006/wordprocessingDrawing" xmlns:w10="urn:schemas-microsoft-com:office:word" xmlns:w="http://schemas.openxmlformats.org/wordprocessingml/2006/main" xmlns:w14="http://schemas.microsoft.com/office/word/2010/wordml" xmlns:w15="http://schemas.microsoft.com/office/word/2012/wordml" xmlns:w16cex="http://schemas.microsoft.com/office/word/2018/wordml/cex" xmlns:w16cid="http://schemas.microsoft.com/office/word/2016/wordml/cid" xmlns:w16="http://schemas.microsoft.com/office/word/2018/wordml" xmlns:w16du="http://schemas.microsoft.com/office/word/2023/wordml/word16du" xmlns:w16sdtdh="http://schemas.microsoft.com/office/word/2020/wordml/sdtdatahash" xmlns:w16sdtfl="http://schemas.microsoft.com/office/word/2024/wordml/sdtformatlock" xmlns:w16se="http://schemas.microsoft.com/office/word/2015/wordml/symex" xmlns:wpg="http://schemas.microsoft.com/office/word/2010/wordprocessingGroup" xmlns:wpi="http://schemas.microsoft.com/office/word/2010/wordprocessingInk" xmlns:wne="http://schemas.microsoft.com/office/word/2006/wordml" xmlns:wps="http://schemas.microsoft.com/office/word/2010/wordprocessingShape" mc:Ignorable="w14 w15 w16se w16cid w16 w16cex w16sdtdh w16sdtfl w16du wp14">
   <w:abstractNum w:abstractNumId="0" w15:restartNumberingAfterBreak="0">
     <w:nsid w:val="0AA17A6E"/>
     <w:multiLevelType w:val="hybridMultilevel"/>
@@ -2154,6 +2186,155 @@
     </w:lvl>
   </w:abstractNum>
   <w:abstractNum w:abstractNumId="5" w15:restartNumberingAfterBreak="0">
+    <w:nsid w:val="16405A1A"/>
+    <w:multiLevelType w:val="multilevel"/>
+    <w:tmpl w:val="E1FC23FA"/>
+    <w:lvl w:ilvl="0">
+      <w:start w:val="1"/>
+      <w:numFmt w:val="bullet"/>
+      <w:lvlText w:val=""/>
+      <w:lvlJc w:val="left"/>
+      <w:pPr>
+        <w:tabs>
+          <w:tab w:val="num" w:pos="720"/>
+        </w:tabs>
+        <w:ind w:left="720" w:hanging="360"/>
+      </w:pPr>
+      <w:rPr>
+        <w:rFonts w:ascii="Symbol" w:hAnsi="Symbol" w:hint="default"/>
+        <w:sz w:val="20"/>
+      </w:rPr>
+    </w:lvl>
+    <w:lvl w:ilvl="1" w:tentative="1">
+      <w:start w:val="1"/>
+      <w:numFmt w:val="bullet"/>
+      <w:lvlText w:val="o"/>
+      <w:lvlJc w:val="left"/>
+      <w:pPr>
+        <w:tabs>
+          <w:tab w:val="num" w:pos="1440"/>
+        </w:tabs>
+        <w:ind w:left="1440" w:hanging="360"/>
+      </w:pPr>
+      <w:rPr>
+        <w:rFonts w:ascii="Courier New" w:hAnsi="Courier New" w:hint="default"/>
+        <w:sz w:val="20"/>
+      </w:rPr>
+    </w:lvl>
+    <w:lvl w:ilvl="2" w:tentative="1">
+      <w:start w:val="1"/>
+      <w:numFmt w:val="bullet"/>
+      <w:lvlText w:val=""/>
+      <w:lvlJc w:val="left"/>
+      <w:pPr>
+        <w:tabs>
+          <w:tab w:val="num" w:pos="2160"/>
+        </w:tabs>
+        <w:ind w:left="2160" w:hanging="360"/>
+      </w:pPr>
+      <w:rPr>
+        <w:rFonts w:ascii="Wingdings" w:hAnsi="Wingdings" w:hint="default"/>
+        <w:sz w:val="20"/>
+      </w:rPr>
+    </w:lvl>
+    <w:lvl w:ilvl="3" w:tentative="1">
+      <w:start w:val="1"/>
+      <w:numFmt w:val="bullet"/>
+      <w:lvlText w:val=""/>
+      <w:lvlJc w:val="left"/>
+      <w:pPr>
+        <w:tabs>
+          <w:tab w:val="num" w:pos="2880"/>
+        </w:tabs>
+        <w:ind w:left="2880" w:hanging="360"/>
+      </w:pPr>
+      <w:rPr>
+        <w:rFonts w:ascii="Wingdings" w:hAnsi="Wingdings" w:hint="default"/>
+        <w:sz w:val="20"/>
+      </w:rPr>
+    </w:lvl>
+    <w:lvl w:ilvl="4" w:tentative="1">
+      <w:start w:val="1"/>
+      <w:numFmt w:val="bullet"/>
+      <w:lvlText w:val=""/>
+      <w:lvlJc w:val="left"/>
+      <w:pPr>
+        <w:tabs>
+          <w:tab w:val="num" w:pos="3600"/>
+        </w:tabs>
+        <w:ind w:left="3600" w:hanging="360"/>
+      </w:pPr>
+      <w:rPr>
+        <w:rFonts w:ascii="Wingdings" w:hAnsi="Wingdings" w:hint="default"/>
+        <w:sz w:val="20"/>
+      </w:rPr>
+    </w:lvl>
+    <w:lvl w:ilvl="5" w:tentative="1">
+      <w:start w:val="1"/>
+      <w:numFmt w:val="bullet"/>
+      <w:lvlText w:val=""/>
+      <w:lvlJc w:val="left"/>
+      <w:pPr>
+        <w:tabs>
+          <w:tab w:val="num" w:pos="4320"/>
+        </w:tabs>
+        <w:ind w:left="4320" w:hanging="360"/>
+      </w:pPr>
+      <w:rPr>
+        <w:rFonts w:ascii="Wingdings" w:hAnsi="Wingdings" w:hint="default"/>
+        <w:sz w:val="20"/>
+      </w:rPr>
+    </w:lvl>
+    <w:lvl w:ilvl="6" w:tentative="1">
+      <w:start w:val="1"/>
+      <w:numFmt w:val="bullet"/>
+      <w:lvlText w:val=""/>
+      <w:lvlJc w:val="left"/>
+      <w:pPr>
+        <w:tabs>
+          <w:tab w:val="num" w:pos="5040"/>
+        </w:tabs>
+        <w:ind w:left="5040" w:hanging="360"/>
+      </w:pPr>
+      <w:rPr>
+        <w:rFonts w:ascii="Wingdings" w:hAnsi="Wingdings" w:hint="default"/>
+        <w:sz w:val="20"/>
+      </w:rPr>
+    </w:lvl>
+    <w:lvl w:ilvl="7" w:tentative="1">
+      <w:start w:val="1"/>
+      <w:numFmt w:val="bullet"/>
+      <w:lvlText w:val=""/>
+      <w:lvlJc w:val="left"/>
+      <w:pPr>
+        <w:tabs>
+          <w:tab w:val="num" w:pos="5760"/>
+        </w:tabs>
+        <w:ind w:left="5760" w:hanging="360"/>
+      </w:pPr>
+      <w:rPr>
+        <w:rFonts w:ascii="Wingdings" w:hAnsi="Wingdings" w:hint="default"/>
+        <w:sz w:val="20"/>
+      </w:rPr>
+    </w:lvl>
+    <w:lvl w:ilvl="8" w:tentative="1">
+      <w:start w:val="1"/>
+      <w:numFmt w:val="bullet"/>
+      <w:lvlText w:val=""/>
+      <w:lvlJc w:val="left"/>
+      <w:pPr>
+        <w:tabs>
+          <w:tab w:val="num" w:pos="6480"/>
+        </w:tabs>
+        <w:ind w:left="6480" w:hanging="360"/>
+      </w:pPr>
+      <w:rPr>
+        <w:rFonts w:ascii="Wingdings" w:hAnsi="Wingdings" w:hint="default"/>
+        <w:sz w:val="20"/>
+      </w:rPr>
+    </w:lvl>
+  </w:abstractNum>
+  <w:abstractNum w:abstractNumId="6" w15:restartNumberingAfterBreak="0">
     <w:nsid w:val="1A141E50"/>
     <w:multiLevelType w:val="multilevel"/>
     <w:tmpl w:val="1668DC2C"/>
@@ -2302,7 +2483,7 @@
       </w:rPr>
     </w:lvl>
   </w:abstractNum>
-  <w:abstractNum w:abstractNumId="6" w15:restartNumberingAfterBreak="0">
+  <w:abstractNum w:abstractNumId="7" w15:restartNumberingAfterBreak="0">
     <w:nsid w:val="1B053C66"/>
     <w:multiLevelType w:val="hybridMultilevel"/>
     <w:tmpl w:val="9F32CC7C"/>
@@ -2393,7 +2574,7 @@
       </w:pPr>
     </w:lvl>
   </w:abstractNum>
-  <w:abstractNum w:abstractNumId="7" w15:restartNumberingAfterBreak="0">
+  <w:abstractNum w:abstractNumId="8" w15:restartNumberingAfterBreak="0">
     <w:nsid w:val="22D749D7"/>
     <w:multiLevelType w:val="multilevel"/>
     <w:tmpl w:val="EE28099C"/>
@@ -2542,7 +2723,7 @@
       </w:rPr>
     </w:lvl>
   </w:abstractNum>
-  <w:abstractNum w:abstractNumId="8" w15:restartNumberingAfterBreak="0">
+  <w:abstractNum w:abstractNumId="9" w15:restartNumberingAfterBreak="0">
     <w:nsid w:val="2794016E"/>
     <w:multiLevelType w:val="multilevel"/>
     <w:tmpl w:val="1400A2C0"/>
@@ -2691,7 +2872,7 @@
       </w:rPr>
     </w:lvl>
   </w:abstractNum>
-  <w:abstractNum w:abstractNumId="9" w15:restartNumberingAfterBreak="0">
+  <w:abstractNum w:abstractNumId="10" w15:restartNumberingAfterBreak="0">
     <w:nsid w:val="2F6F0130"/>
     <w:multiLevelType w:val="multilevel"/>
     <w:tmpl w:val="5CD84BA0"/>
@@ -2840,7 +3021,7 @@
       </w:rPr>
     </w:lvl>
   </w:abstractNum>
-  <w:abstractNum w:abstractNumId="10" w15:restartNumberingAfterBreak="0">
+  <w:abstractNum w:abstractNumId="11" w15:restartNumberingAfterBreak="0">
     <w:nsid w:val="35E71ACA"/>
     <w:multiLevelType w:val="multilevel"/>
     <w:tmpl w:val="F6468BCE"/>
@@ -2926,7 +3107,156 @@
       </w:pPr>
     </w:lvl>
   </w:abstractNum>
-  <w:abstractNum w:abstractNumId="11" w15:restartNumberingAfterBreak="0">
+  <w:abstractNum w:abstractNumId="12" w15:restartNumberingAfterBreak="0">
+    <w:nsid w:val="370E4D83"/>
+    <w:multiLevelType w:val="multilevel"/>
+    <w:tmpl w:val="DC04074A"/>
+    <w:lvl w:ilvl="0">
+      <w:start w:val="1"/>
+      <w:numFmt w:val="bullet"/>
+      <w:lvlText w:val=""/>
+      <w:lvlJc w:val="left"/>
+      <w:pPr>
+        <w:tabs>
+          <w:tab w:val="num" w:pos="720"/>
+        </w:tabs>
+        <w:ind w:left="720" w:hanging="360"/>
+      </w:pPr>
+      <w:rPr>
+        <w:rFonts w:ascii="Symbol" w:hAnsi="Symbol" w:hint="default"/>
+        <w:sz w:val="20"/>
+      </w:rPr>
+    </w:lvl>
+    <w:lvl w:ilvl="1" w:tentative="1">
+      <w:start w:val="1"/>
+      <w:numFmt w:val="bullet"/>
+      <w:lvlText w:val="o"/>
+      <w:lvlJc w:val="left"/>
+      <w:pPr>
+        <w:tabs>
+          <w:tab w:val="num" w:pos="1440"/>
+        </w:tabs>
+        <w:ind w:left="1440" w:hanging="360"/>
+      </w:pPr>
+      <w:rPr>
+        <w:rFonts w:ascii="Courier New" w:hAnsi="Courier New" w:hint="default"/>
+        <w:sz w:val="20"/>
+      </w:rPr>
+    </w:lvl>
+    <w:lvl w:ilvl="2" w:tentative="1">
+      <w:start w:val="1"/>
+      <w:numFmt w:val="bullet"/>
+      <w:lvlText w:val=""/>
+      <w:lvlJc w:val="left"/>
+      <w:pPr>
+        <w:tabs>
+          <w:tab w:val="num" w:pos="2160"/>
+        </w:tabs>
+        <w:ind w:left="2160" w:hanging="360"/>
+      </w:pPr>
+      <w:rPr>
+        <w:rFonts w:ascii="Wingdings" w:hAnsi="Wingdings" w:hint="default"/>
+        <w:sz w:val="20"/>
+      </w:rPr>
+    </w:lvl>
+    <w:lvl w:ilvl="3" w:tentative="1">
+      <w:start w:val="1"/>
+      <w:numFmt w:val="bullet"/>
+      <w:lvlText w:val=""/>
+      <w:lvlJc w:val="left"/>
+      <w:pPr>
+        <w:tabs>
+          <w:tab w:val="num" w:pos="2880"/>
+        </w:tabs>
+        <w:ind w:left="2880" w:hanging="360"/>
+      </w:pPr>
+      <w:rPr>
+        <w:rFonts w:ascii="Wingdings" w:hAnsi="Wingdings" w:hint="default"/>
+        <w:sz w:val="20"/>
+      </w:rPr>
+    </w:lvl>
+    <w:lvl w:ilvl="4" w:tentative="1">
+      <w:start w:val="1"/>
+      <w:numFmt w:val="bullet"/>
+      <w:lvlText w:val=""/>
+      <w:lvlJc w:val="left"/>
+      <w:pPr>
+        <w:tabs>
+          <w:tab w:val="num" w:pos="3600"/>
+        </w:tabs>
+        <w:ind w:left="3600" w:hanging="360"/>
+      </w:pPr>
+      <w:rPr>
+        <w:rFonts w:ascii="Wingdings" w:hAnsi="Wingdings" w:hint="default"/>
+        <w:sz w:val="20"/>
+      </w:rPr>
+    </w:lvl>
+    <w:lvl w:ilvl="5" w:tentative="1">
+      <w:start w:val="1"/>
+      <w:numFmt w:val="bullet"/>
+      <w:lvlText w:val=""/>
+      <w:lvlJc w:val="left"/>
+      <w:pPr>
+        <w:tabs>
+          <w:tab w:val="num" w:pos="4320"/>
+        </w:tabs>
+        <w:ind w:left="4320" w:hanging="360"/>
+      </w:pPr>
+      <w:rPr>
+        <w:rFonts w:ascii="Wingdings" w:hAnsi="Wingdings" w:hint="default"/>
+        <w:sz w:val="20"/>
+      </w:rPr>
+    </w:lvl>
+    <w:lvl w:ilvl="6" w:tentative="1">
+      <w:start w:val="1"/>
+      <w:numFmt w:val="bullet"/>
+      <w:lvlText w:val=""/>
+      <w:lvlJc w:val="left"/>
+      <w:pPr>
+        <w:tabs>
+          <w:tab w:val="num" w:pos="5040"/>
+        </w:tabs>
+        <w:ind w:left="5040" w:hanging="360"/>
+      </w:pPr>
+      <w:rPr>
+        <w:rFonts w:ascii="Wingdings" w:hAnsi="Wingdings" w:hint="default"/>
+        <w:sz w:val="20"/>
+      </w:rPr>
+    </w:lvl>
+    <w:lvl w:ilvl="7" w:tentative="1">
+      <w:start w:val="1"/>
+      <w:numFmt w:val="bullet"/>
+      <w:lvlText w:val=""/>
+      <w:lvlJc w:val="left"/>
+      <w:pPr>
+        <w:tabs>
+          <w:tab w:val="num" w:pos="5760"/>
+        </w:tabs>
+        <w:ind w:left="5760" w:hanging="360"/>
+      </w:pPr>
+      <w:rPr>
+        <w:rFonts w:ascii="Wingdings" w:hAnsi="Wingdings" w:hint="default"/>
+        <w:sz w:val="20"/>
+      </w:rPr>
+    </w:lvl>
+    <w:lvl w:ilvl="8" w:tentative="1">
+      <w:start w:val="1"/>
+      <w:numFmt w:val="bullet"/>
+      <w:lvlText w:val=""/>
+      <w:lvlJc w:val="left"/>
+      <w:pPr>
+        <w:tabs>
+          <w:tab w:val="num" w:pos="6480"/>
+        </w:tabs>
+        <w:ind w:left="6480" w:hanging="360"/>
+      </w:pPr>
+      <w:rPr>
+        <w:rFonts w:ascii="Wingdings" w:hAnsi="Wingdings" w:hint="default"/>
+        <w:sz w:val="20"/>
+      </w:rPr>
+    </w:lvl>
+  </w:abstractNum>
+  <w:abstractNum w:abstractNumId="13" w15:restartNumberingAfterBreak="0">
     <w:nsid w:val="40CC01DC"/>
     <w:multiLevelType w:val="multilevel"/>
     <w:tmpl w:val="008AEA66"/>
@@ -3075,7 +3405,7 @@
       </w:rPr>
     </w:lvl>
   </w:abstractNum>
-  <w:abstractNum w:abstractNumId="12" w15:restartNumberingAfterBreak="0">
+  <w:abstractNum w:abstractNumId="14" w15:restartNumberingAfterBreak="0">
     <w:nsid w:val="4B1369AA"/>
     <w:multiLevelType w:val="multilevel"/>
     <w:tmpl w:val="C0200CA0"/>
@@ -3161,7 +3491,7 @@
       </w:pPr>
     </w:lvl>
   </w:abstractNum>
-  <w:abstractNum w:abstractNumId="13" w15:restartNumberingAfterBreak="0">
+  <w:abstractNum w:abstractNumId="15" w15:restartNumberingAfterBreak="0">
     <w:nsid w:val="525712F3"/>
     <w:multiLevelType w:val="multilevel"/>
     <w:tmpl w:val="73C250DC"/>
@@ -3310,7 +3640,7 @@
       </w:rPr>
     </w:lvl>
   </w:abstractNum>
-  <w:abstractNum w:abstractNumId="14" w15:restartNumberingAfterBreak="0">
+  <w:abstractNum w:abstractNumId="16" w15:restartNumberingAfterBreak="0">
     <w:nsid w:val="54714337"/>
     <w:multiLevelType w:val="multilevel"/>
     <w:tmpl w:val="B49EC26C"/>
@@ -3459,7 +3789,156 @@
       </w:rPr>
     </w:lvl>
   </w:abstractNum>
-  <w:abstractNum w:abstractNumId="15" w15:restartNumberingAfterBreak="0">
+  <w:abstractNum w:abstractNumId="17" w15:restartNumberingAfterBreak="0">
+    <w:nsid w:val="54C26C6C"/>
+    <w:multiLevelType w:val="multilevel"/>
+    <w:tmpl w:val="7D209AA2"/>
+    <w:lvl w:ilvl="0">
+      <w:start w:val="1"/>
+      <w:numFmt w:val="bullet"/>
+      <w:lvlText w:val=""/>
+      <w:lvlJc w:val="left"/>
+      <w:pPr>
+        <w:tabs>
+          <w:tab w:val="num" w:pos="720"/>
+        </w:tabs>
+        <w:ind w:left="720" w:hanging="360"/>
+      </w:pPr>
+      <w:rPr>
+        <w:rFonts w:ascii="Symbol" w:hAnsi="Symbol" w:hint="default"/>
+        <w:sz w:val="20"/>
+      </w:rPr>
+    </w:lvl>
+    <w:lvl w:ilvl="1" w:tentative="1">
+      <w:start w:val="1"/>
+      <w:numFmt w:val="bullet"/>
+      <w:lvlText w:val="o"/>
+      <w:lvlJc w:val="left"/>
+      <w:pPr>
+        <w:tabs>
+          <w:tab w:val="num" w:pos="1440"/>
+        </w:tabs>
+        <w:ind w:left="1440" w:hanging="360"/>
+      </w:pPr>
+      <w:rPr>
+        <w:rFonts w:ascii="Courier New" w:hAnsi="Courier New" w:hint="default"/>
+        <w:sz w:val="20"/>
+      </w:rPr>
+    </w:lvl>
+    <w:lvl w:ilvl="2" w:tentative="1">
+      <w:start w:val="1"/>
+      <w:numFmt w:val="bullet"/>
+      <w:lvlText w:val=""/>
+      <w:lvlJc w:val="left"/>
+      <w:pPr>
+        <w:tabs>
+          <w:tab w:val="num" w:pos="2160"/>
+        </w:tabs>
+        <w:ind w:left="2160" w:hanging="360"/>
+      </w:pPr>
+      <w:rPr>
+        <w:rFonts w:ascii="Wingdings" w:hAnsi="Wingdings" w:hint="default"/>
+        <w:sz w:val="20"/>
+      </w:rPr>
+    </w:lvl>
+    <w:lvl w:ilvl="3" w:tentative="1">
+      <w:start w:val="1"/>
+      <w:numFmt w:val="bullet"/>
+      <w:lvlText w:val=""/>
+      <w:lvlJc w:val="left"/>
+      <w:pPr>
+        <w:tabs>
+          <w:tab w:val="num" w:pos="2880"/>
+        </w:tabs>
+        <w:ind w:left="2880" w:hanging="360"/>
+      </w:pPr>
+      <w:rPr>
+        <w:rFonts w:ascii="Wingdings" w:hAnsi="Wingdings" w:hint="default"/>
+        <w:sz w:val="20"/>
+      </w:rPr>
+    </w:lvl>
+    <w:lvl w:ilvl="4" w:tentative="1">
+      <w:start w:val="1"/>
+      <w:numFmt w:val="bullet"/>
+      <w:lvlText w:val=""/>
+      <w:lvlJc w:val="left"/>
+      <w:pPr>
+        <w:tabs>
+          <w:tab w:val="num" w:pos="3600"/>
+        </w:tabs>
+        <w:ind w:left="3600" w:hanging="360"/>
+      </w:pPr>
+      <w:rPr>
+        <w:rFonts w:ascii="Wingdings" w:hAnsi="Wingdings" w:hint="default"/>
+        <w:sz w:val="20"/>
+      </w:rPr>
+    </w:lvl>
+    <w:lvl w:ilvl="5" w:tentative="1">
+      <w:start w:val="1"/>
+      <w:numFmt w:val="bullet"/>
+      <w:lvlText w:val=""/>
+      <w:lvlJc w:val="left"/>
+      <w:pPr>
+        <w:tabs>
+          <w:tab w:val="num" w:pos="4320"/>
+        </w:tabs>
+        <w:ind w:left="4320" w:hanging="360"/>
+      </w:pPr>
+      <w:rPr>
+        <w:rFonts w:ascii="Wingdings" w:hAnsi="Wingdings" w:hint="default"/>
+        <w:sz w:val="20"/>
+      </w:rPr>
+    </w:lvl>
+    <w:lvl w:ilvl="6" w:tentative="1">
+      <w:start w:val="1"/>
+      <w:numFmt w:val="bullet"/>
+      <w:lvlText w:val=""/>
+      <w:lvlJc w:val="left"/>
+      <w:pPr>
+        <w:tabs>
+          <w:tab w:val="num" w:pos="5040"/>
+        </w:tabs>
+        <w:ind w:left="5040" w:hanging="360"/>
+      </w:pPr>
+      <w:rPr>
+        <w:rFonts w:ascii="Wingdings" w:hAnsi="Wingdings" w:hint="default"/>
+        <w:sz w:val="20"/>
+      </w:rPr>
+    </w:lvl>
+    <w:lvl w:ilvl="7" w:tentative="1">
+      <w:start w:val="1"/>
+      <w:numFmt w:val="bullet"/>
+      <w:lvlText w:val=""/>
+      <w:lvlJc w:val="left"/>
+      <w:pPr>
+        <w:tabs>
+          <w:tab w:val="num" w:pos="5760"/>
+        </w:tabs>
+        <w:ind w:left="5760" w:hanging="360"/>
+      </w:pPr>
+      <w:rPr>
+        <w:rFonts w:ascii="Wingdings" w:hAnsi="Wingdings" w:hint="default"/>
+        <w:sz w:val="20"/>
+      </w:rPr>
+    </w:lvl>
+    <w:lvl w:ilvl="8" w:tentative="1">
+      <w:start w:val="1"/>
+      <w:numFmt w:val="bullet"/>
+      <w:lvlText w:val=""/>
+      <w:lvlJc w:val="left"/>
+      <w:pPr>
+        <w:tabs>
+          <w:tab w:val="num" w:pos="6480"/>
+        </w:tabs>
+        <w:ind w:left="6480" w:hanging="360"/>
+      </w:pPr>
+      <w:rPr>
+        <w:rFonts w:ascii="Wingdings" w:hAnsi="Wingdings" w:hint="default"/>
+        <w:sz w:val="20"/>
+      </w:rPr>
+    </w:lvl>
+  </w:abstractNum>
+  <w:abstractNum w:abstractNumId="18" w15:restartNumberingAfterBreak="0">
     <w:nsid w:val="5CBC5C85"/>
     <w:multiLevelType w:val="multilevel"/>
     <w:tmpl w:val="27C40360"/>
@@ -3608,7 +4087,7 @@
       </w:rPr>
     </w:lvl>
   </w:abstractNum>
-  <w:abstractNum w:abstractNumId="16" w15:restartNumberingAfterBreak="0">
+  <w:abstractNum w:abstractNumId="19" w15:restartNumberingAfterBreak="0">
     <w:nsid w:val="62232954"/>
     <w:multiLevelType w:val="hybridMultilevel"/>
     <w:tmpl w:val="4158246C"/>
@@ -3721,7 +4200,7 @@
       </w:rPr>
     </w:lvl>
   </w:abstractNum>
-  <w:abstractNum w:abstractNumId="17" w15:restartNumberingAfterBreak="0">
+  <w:abstractNum w:abstractNumId="20" w15:restartNumberingAfterBreak="0">
     <w:nsid w:val="71872298"/>
     <w:multiLevelType w:val="multilevel"/>
     <w:tmpl w:val="BCBE4B98"/>
@@ -3807,7 +4286,7 @@
       </w:pPr>
     </w:lvl>
   </w:abstractNum>
-  <w:abstractNum w:abstractNumId="18" w15:restartNumberingAfterBreak="0">
+  <w:abstractNum w:abstractNumId="21" w15:restartNumberingAfterBreak="0">
     <w:nsid w:val="71B03D29"/>
     <w:multiLevelType w:val="hybridMultilevel"/>
     <w:tmpl w:val="8DA6A98E"/>
@@ -3921,7 +4400,156 @@
       </w:rPr>
     </w:lvl>
   </w:abstractNum>
-  <w:abstractNum w:abstractNumId="19" w15:restartNumberingAfterBreak="0">
+  <w:abstractNum w:abstractNumId="22" w15:restartNumberingAfterBreak="0">
+    <w:nsid w:val="7BF53731"/>
+    <w:multiLevelType w:val="multilevel"/>
+    <w:tmpl w:val="0854FACC"/>
+    <w:lvl w:ilvl="0">
+      <w:start w:val="1"/>
+      <w:numFmt w:val="bullet"/>
+      <w:lvlText w:val=""/>
+      <w:lvlJc w:val="left"/>
+      <w:pPr>
+        <w:tabs>
+          <w:tab w:val="num" w:pos="720"/>
+        </w:tabs>
+        <w:ind w:left="720" w:hanging="360"/>
+      </w:pPr>
+      <w:rPr>
+        <w:rFonts w:ascii="Symbol" w:hAnsi="Symbol" w:hint="default"/>
+        <w:sz w:val="20"/>
+      </w:rPr>
+    </w:lvl>
+    <w:lvl w:ilvl="1" w:tentative="1">
+      <w:start w:val="1"/>
+      <w:numFmt w:val="bullet"/>
+      <w:lvlText w:val="o"/>
+      <w:lvlJc w:val="left"/>
+      <w:pPr>
+        <w:tabs>
+          <w:tab w:val="num" w:pos="1440"/>
+        </w:tabs>
+        <w:ind w:left="1440" w:hanging="360"/>
+      </w:pPr>
+      <w:rPr>
+        <w:rFonts w:ascii="Courier New" w:hAnsi="Courier New" w:hint="default"/>
+        <w:sz w:val="20"/>
+      </w:rPr>
+    </w:lvl>
+    <w:lvl w:ilvl="2" w:tentative="1">
+      <w:start w:val="1"/>
+      <w:numFmt w:val="bullet"/>
+      <w:lvlText w:val=""/>
+      <w:lvlJc w:val="left"/>
+      <w:pPr>
+        <w:tabs>
+          <w:tab w:val="num" w:pos="2160"/>
+        </w:tabs>
+        <w:ind w:left="2160" w:hanging="360"/>
+      </w:pPr>
+      <w:rPr>
+        <w:rFonts w:ascii="Wingdings" w:hAnsi="Wingdings" w:hint="default"/>
+        <w:sz w:val="20"/>
+      </w:rPr>
+    </w:lvl>
+    <w:lvl w:ilvl="3" w:tentative="1">
+      <w:start w:val="1"/>
+      <w:numFmt w:val="bullet"/>
+      <w:lvlText w:val=""/>
+      <w:lvlJc w:val="left"/>
+      <w:pPr>
+        <w:tabs>
+          <w:tab w:val="num" w:pos="2880"/>
+        </w:tabs>
+        <w:ind w:left="2880" w:hanging="360"/>
+      </w:pPr>
+      <w:rPr>
+        <w:rFonts w:ascii="Wingdings" w:hAnsi="Wingdings" w:hint="default"/>
+        <w:sz w:val="20"/>
+      </w:rPr>
+    </w:lvl>
+    <w:lvl w:ilvl="4" w:tentative="1">
+      <w:start w:val="1"/>
+      <w:numFmt w:val="bullet"/>
+      <w:lvlText w:val=""/>
+      <w:lvlJc w:val="left"/>
+      <w:pPr>
+        <w:tabs>
+          <w:tab w:val="num" w:pos="3600"/>
+        </w:tabs>
+        <w:ind w:left="3600" w:hanging="360"/>
+      </w:pPr>
+      <w:rPr>
+        <w:rFonts w:ascii="Wingdings" w:hAnsi="Wingdings" w:hint="default"/>
+        <w:sz w:val="20"/>
+      </w:rPr>
+    </w:lvl>
+    <w:lvl w:ilvl="5" w:tentative="1">
+      <w:start w:val="1"/>
+      <w:numFmt w:val="bullet"/>
+      <w:lvlText w:val=""/>
+      <w:lvlJc w:val="left"/>
+      <w:pPr>
+        <w:tabs>
+          <w:tab w:val="num" w:pos="4320"/>
+        </w:tabs>
+        <w:ind w:left="4320" w:hanging="360"/>
+      </w:pPr>
+      <w:rPr>
+        <w:rFonts w:ascii="Wingdings" w:hAnsi="Wingdings" w:hint="default"/>
+        <w:sz w:val="20"/>
+      </w:rPr>
+    </w:lvl>
+    <w:lvl w:ilvl="6" w:tentative="1">
+      <w:start w:val="1"/>
+      <w:numFmt w:val="bullet"/>
+      <w:lvlText w:val=""/>
+      <w:lvlJc w:val="left"/>
+      <w:pPr>
+        <w:tabs>
+          <w:tab w:val="num" w:pos="5040"/>
+        </w:tabs>
+        <w:ind w:left="5040" w:hanging="360"/>
+      </w:pPr>
+      <w:rPr>
+        <w:rFonts w:ascii="Wingdings" w:hAnsi="Wingdings" w:hint="default"/>
+        <w:sz w:val="20"/>
+      </w:rPr>
+    </w:lvl>
+    <w:lvl w:ilvl="7" w:tentative="1">
+      <w:start w:val="1"/>
+      <w:numFmt w:val="bullet"/>
+      <w:lvlText w:val=""/>
+      <w:lvlJc w:val="left"/>
+      <w:pPr>
+        <w:tabs>
+          <w:tab w:val="num" w:pos="5760"/>
+        </w:tabs>
+        <w:ind w:left="5760" w:hanging="360"/>
+      </w:pPr>
+      <w:rPr>
+        <w:rFonts w:ascii="Wingdings" w:hAnsi="Wingdings" w:hint="default"/>
+        <w:sz w:val="20"/>
+      </w:rPr>
+    </w:lvl>
+    <w:lvl w:ilvl="8" w:tentative="1">
+      <w:start w:val="1"/>
+      <w:numFmt w:val="bullet"/>
+      <w:lvlText w:val=""/>
+      <w:lvlJc w:val="left"/>
+      <w:pPr>
+        <w:tabs>
+          <w:tab w:val="num" w:pos="6480"/>
+        </w:tabs>
+        <w:ind w:left="6480" w:hanging="360"/>
+      </w:pPr>
+      <w:rPr>
+        <w:rFonts w:ascii="Wingdings" w:hAnsi="Wingdings" w:hint="default"/>
+        <w:sz w:val="20"/>
+      </w:rPr>
+    </w:lvl>
+  </w:abstractNum>
+  <w:abstractNum w:abstractNumId="23" w15:restartNumberingAfterBreak="0">
     <w:nsid w:val="7F5D69D7"/>
     <w:multiLevelType w:val="hybridMultilevel"/>
     <w:tmpl w:val="EF8C8986"/>
@@ -4010,71 +4638,83 @@
       </w:pPr>
     </w:lvl>
   </w:abstractNum>
-  <w:num w:numId="1">
+  <w:num w:numId="1" w16cid:durableId="1363215404">
+    <w:abstractNumId w:val="20"/>
+  </w:num>
+  <w:num w:numId="2" w16cid:durableId="938877708">
+    <w:abstractNumId w:val="14"/>
+  </w:num>
+  <w:num w:numId="3" w16cid:durableId="1483158088">
+    <w:abstractNumId w:val="11"/>
+  </w:num>
+  <w:num w:numId="4" w16cid:durableId="228155836">
+    <w:abstractNumId w:val="1"/>
+  </w:num>
+  <w:num w:numId="5" w16cid:durableId="1830557206">
+    <w:abstractNumId w:val="15"/>
+  </w:num>
+  <w:num w:numId="6" w16cid:durableId="724916335">
+    <w:abstractNumId w:val="18"/>
+  </w:num>
+  <w:num w:numId="7" w16cid:durableId="401753264">
+    <w:abstractNumId w:val="8"/>
+  </w:num>
+  <w:num w:numId="8" w16cid:durableId="1742411306">
+    <w:abstractNumId w:val="10"/>
+  </w:num>
+  <w:num w:numId="9" w16cid:durableId="1532185670">
+    <w:abstractNumId w:val="3"/>
+  </w:num>
+  <w:num w:numId="10" w16cid:durableId="178130260">
+    <w:abstractNumId w:val="9"/>
+  </w:num>
+  <w:num w:numId="11" w16cid:durableId="1406147058">
+    <w:abstractNumId w:val="6"/>
+  </w:num>
+  <w:num w:numId="12" w16cid:durableId="752555109">
+    <w:abstractNumId w:val="4"/>
+  </w:num>
+  <w:num w:numId="13" w16cid:durableId="1376277554">
+    <w:abstractNumId w:val="13"/>
+  </w:num>
+  <w:num w:numId="14" w16cid:durableId="74789282">
+    <w:abstractNumId w:val="23"/>
+  </w:num>
+  <w:num w:numId="15" w16cid:durableId="1637642263">
+    <w:abstractNumId w:val="0"/>
+  </w:num>
+  <w:num w:numId="16" w16cid:durableId="1862931986">
+    <w:abstractNumId w:val="2"/>
+  </w:num>
+  <w:num w:numId="17" w16cid:durableId="382754660">
+    <w:abstractNumId w:val="7"/>
+  </w:num>
+  <w:num w:numId="18" w16cid:durableId="860555526">
+    <w:abstractNumId w:val="21"/>
+  </w:num>
+  <w:num w:numId="19" w16cid:durableId="517308285">
+    <w:abstractNumId w:val="19"/>
+  </w:num>
+  <w:num w:numId="20" w16cid:durableId="1612397451">
+    <w:abstractNumId w:val="16"/>
+  </w:num>
+  <w:num w:numId="21" w16cid:durableId="96606122">
+    <w:abstractNumId w:val="12"/>
+  </w:num>
+  <w:num w:numId="22" w16cid:durableId="2032877710">
+    <w:abstractNumId w:val="22"/>
+  </w:num>
+  <w:num w:numId="23" w16cid:durableId="1330325403">
     <w:abstractNumId w:val="17"/>
   </w:num>
-  <w:num w:numId="2">
-    <w:abstractNumId w:val="12"/>
-  </w:num>
-  <w:num w:numId="3">
-    <w:abstractNumId w:val="10"/>
-  </w:num>
-  <w:num w:numId="4">
-    <w:abstractNumId w:val="1"/>
-  </w:num>
-  <w:num w:numId="5">
-    <w:abstractNumId w:val="13"/>
-  </w:num>
-  <w:num w:numId="6">
-    <w:abstractNumId w:val="15"/>
-  </w:num>
-  <w:num w:numId="7">
-    <w:abstractNumId w:val="7"/>
-  </w:num>
-  <w:num w:numId="8">
-    <w:abstractNumId w:val="9"/>
-  </w:num>
-  <w:num w:numId="9">
-    <w:abstractNumId w:val="3"/>
-  </w:num>
-  <w:num w:numId="10">
-    <w:abstractNumId w:val="8"/>
-  </w:num>
-  <w:num w:numId="11">
+  <w:num w:numId="24" w16cid:durableId="1532766725">
     <w:abstractNumId w:val="5"/>
-  </w:num>
-  <w:num w:numId="12">
-    <w:abstractNumId w:val="4"/>
-  </w:num>
-  <w:num w:numId="13">
-    <w:abstractNumId w:val="11"/>
-  </w:num>
-  <w:num w:numId="14">
-    <w:abstractNumId w:val="19"/>
-  </w:num>
-  <w:num w:numId="15">
-    <w:abstractNumId w:val="0"/>
-  </w:num>
-  <w:num w:numId="16">
-    <w:abstractNumId w:val="2"/>
-  </w:num>
-  <w:num w:numId="17">
-    <w:abstractNumId w:val="6"/>
-  </w:num>
-  <w:num w:numId="18">
-    <w:abstractNumId w:val="18"/>
-  </w:num>
-  <w:num w:numId="19">
-    <w:abstractNumId w:val="16"/>
-  </w:num>
-  <w:num w:numId="20">
-    <w:abstractNumId w:val="14"/>
   </w:num>
 </w:numbering>
 </file>
 
 <file path=word/styles.xml><?xml version="1.0" encoding="utf-8"?>
-<w:styles xmlns:mc="http://schemas.openxmlformats.org/markup-compatibility/2006" xmlns:r="http://schemas.openxmlformats.org/officeDocument/2006/relationships" xmlns:w="http://schemas.openxmlformats.org/wordprocessingml/2006/main" xmlns:w14="http://schemas.microsoft.com/office/word/2010/wordml" xmlns:w15="http://schemas.microsoft.com/office/word/2012/wordml" xmlns:w16cex="http://schemas.microsoft.com/office/word/2018/wordml/cex" xmlns:w16cid="http://schemas.microsoft.com/office/word/2016/wordml/cid" xmlns:w16="http://schemas.microsoft.com/office/word/2018/wordml" xmlns:w16sdtdh="http://schemas.microsoft.com/office/word/2020/wordml/sdtdatahash" xmlns:w16se="http://schemas.microsoft.com/office/word/2015/wordml/symex" mc:Ignorable="w14 w15 w16se w16cid w16 w16cex w16sdtdh">
+<w:styles xmlns:mc="http://schemas.openxmlformats.org/markup-compatibility/2006" xmlns:r="http://schemas.openxmlformats.org/officeDocument/2006/relationships" xmlns:w="http://schemas.openxmlformats.org/wordprocessingml/2006/main" xmlns:w14="http://schemas.microsoft.com/office/word/2010/wordml" xmlns:w15="http://schemas.microsoft.com/office/word/2012/wordml" xmlns:w16cex="http://schemas.microsoft.com/office/word/2018/wordml/cex" xmlns:w16cid="http://schemas.microsoft.com/office/word/2016/wordml/cid" xmlns:w16="http://schemas.microsoft.com/office/word/2018/wordml" xmlns:w16du="http://schemas.microsoft.com/office/word/2023/wordml/word16du" xmlns:w16sdtdh="http://schemas.microsoft.com/office/word/2020/wordml/sdtdatahash" xmlns:w16sdtfl="http://schemas.microsoft.com/office/word/2024/wordml/sdtformatlock" xmlns:w16se="http://schemas.microsoft.com/office/word/2015/wordml/symex" mc:Ignorable="w14 w15 w16se w16cid w16 w16cex w16sdtdh w16sdtfl w16du">
   <w:docDefaults>
     <w:rPrDefault>
       <w:rPr>
@@ -4674,7 +5314,6 @@
   <w:style w:type="character" w:default="1" w:styleId="DefaultParagraphFont">
     <w:name w:val="Default Paragraph Font"/>
     <w:uiPriority w:val="1"/>
-    <w:semiHidden/>
     <w:unhideWhenUsed/>
   </w:style>
   <w:style w:type="table" w:default="1" w:styleId="TableNormal">
